--- a/11_Teacher_Academy/Academy_Overview_and_Learning_Path.docx
+++ b/11_Teacher_Academy/Academy_Overview_and_Learning_Path.docx
@@ -68,9 +68,9 @@
           <w:rFonts w:ascii="Georgia" w:hAnsi="Georgia"/>
           <w:b/>
           <w:color w:val="2B2D42"/>
-          <w:sz w:val="88"/>
+          <w:sz w:val="68"/>
         </w:rPr>
-        <w:t>[Logo: Hackles]</w:t>
+        <w:t>Hackles Teacher Academy: Overview and Learning Path</w:t>
       </w:r>
     </w:p>
     <w:p>
@@ -85,7 +85,7 @@
           <w:color w:val="2F6F73"/>
           <w:sz w:val="32"/>
         </w:rPr>
-        <w:t>Teacher Academy</w:t>
+        <w:t>Trust your hackles. Pause · Check · Tell.</w:t>
       </w:r>
     </w:p>
     <w:p>
@@ -628,7 +628,7 @@
           <w:color w:val="2B2D42"/>
           <w:sz w:val="21"/>
         </w:rPr>
-        <w:t>A free kit by Competence Collective · competencecollective.org · quillsup.org</w:t>
+        <w:t>Hackles · a free kit · quillsup.org</w:t>
       </w:r>
     </w:p>
     <w:p>
@@ -668,34 +668,6 @@
       </w:r>
     </w:p>
     <w:p>
-      <w:pPr>
-        <w:keepNext/>
-        <w:spacing w:before="360" w:after="40"/>
-      </w:pPr>
-      <w:r>
-        <w:rPr>
-          <w:rFonts w:ascii="Calibri" w:hAnsi="Calibri"/>
-          <w:b/>
-          <w:color w:val="A8400A"/>
-          <w:sz w:val="18"/>
-        </w:rPr>
-        <w:t>SECTION 1</w:t>
-      </w:r>
-    </w:p>
-    <w:p>
-      <w:pPr>
-        <w:pStyle w:val="Heading1"/>
-        <w:pBdr>
-          <w:bottom w:val="double" w:sz="6" w:space="4" w:color="2B2D42"/>
-        </w:pBdr>
-        <w:spacing w:before="0"/>
-      </w:pPr>
-      <w:r>
-        <w:rPr/>
-        <w:t>Hackles Teacher Academy: Overview and Learning Path</w:t>
-      </w:r>
-    </w:p>
-    <w:p>
       <w:r>
         <w:rPr>
           <w:i/>
@@ -712,7 +684,7 @@
       </w:r>
       <w:r>
         <w:rPr/>
-        <w:t xml:space="preserve"> A free kit by Competence Collective · competencecollective.org · quillsup.org. © 2026 Competence Collective. Lesson text and teaching materials: CC BY-NC 4.0 (free to print, share and adapt for non-commercial use with credit). The Hackles name, logos, characters and artwork are not covered by that license: print and share them unaltered for classroom and family use; any other use needs written permission. [VERIFY with counsel]</w:t>
+        <w:t xml:space="preserve"> Hackles · a free kit · quillsup.org. © 2026 Competence Collective. Lesson text and teaching materials: CC BY-NC 4.0 (free to print, share and adapt for non-commercial use with credit). The Hackles name, logos, characters and artwork are not covered by that license: print and share them unaltered for classroom and family use; any other use needs written permission. [VERIFY with counsel]</w:t>
       </w:r>
     </w:p>
     <w:p>
@@ -5157,7 +5129,7 @@
     <w:p>
       <w:r>
         <w:rPr/>
-        <w:t>Hackles is the first step on a path that continues with free resources such as picoCTF and CYBER.ORG. College and professional learners can go on to Competence Collective's Red Herrings (redherrings.app) and Hotwash (hotwa.sh). This note is for adults only and never appears in student materials.</w:t>
+        <w:t>Hackles is the first step on a path that continues with free resources such as picoCTF and CYBER.ORG. This note is for adults only and never appears in student materials.</w:t>
       </w:r>
     </w:p>
     <w:p>
@@ -5721,7 +5693,7 @@
         <w:color w:val="5A5C70"/>
         <w:sz w:val="14"/>
       </w:rPr>
-      <w:t>Hackles · © 2026 Competence Collective · competencecollective.org · Text CC BY-NC 4.0 · Name, logos and art: all rights reserved</w:t>
+      <w:t>Hackles · quillsup.org · © 2026 Competence Collective · Text CC BY-NC 4.0 · Name, logos and art: all rights reserved</w:t>
     </w:r>
     <w:r>
       <w:tab/>
@@ -5801,7 +5773,7 @@
         <w:color w:val="2F6F73"/>
         <w:sz w:val="15"/>
       </w:rPr>
-      <w:t>[LOGO: HACKLES]</w:t>
+      <w:t>HACKLES TEACHER ACADEMY: OVERVIEW AND LEARNING PATH</w:t>
     </w:r>
     <w:r>
       <w:rPr>
